--- a/resume/Jess-Ferretti-Resume.docx
+++ b/resume/Jess-Ferretti-Resume.docx
@@ -108,7 +108,7 @@
           <w:sz w:val="19"/>
           <w:szCs w:val="19"/>
         </w:rPr>
-        <w:t xml:space="preserve">I build the first real sales engine for digital health companies, then hire the person who replaces me.</w:t>
+        <w:t xml:space="preserve">I help digital health companies build the sales engine they do not have yet.</w:t>
       </w:r>
     </w:p>
     <w:p>
@@ -123,6 +123,20 @@
           <w:szCs w:val="19"/>
         </w:rPr>
         <w:t xml:space="preserve">Twenty-three years in enterprise sales, quotas carried to $12M, and five consecutive companies selling mental health, substance use, recovery, and specialty pharmacy products to self-insured employers and health plans. I know the buyer — CHROs, Total Rewards leaders, benefits consultants, health plan decision-makers — because I have sold to them from six different seats over eight years.</w:t>
+      </w:r>
+    </w:p>
+    <w:p>
+      <w:pPr>
+        <w:spacing w:after="60" w:before="60"/>
+      </w:pPr>
+      <w:r>
+        <w:rPr>
+          <w:rFonts w:ascii="Calibri" w:cs="Calibri" w:eastAsia="Calibri" w:hAnsi="Calibri"/>
+          <w:color w:val="0F1319"/>
+          <w:sz w:val="19"/>
+          <w:szCs w:val="19"/>
+        </w:rPr>
+        <w:t xml:space="preserve">What that looks like depends on the company. Sometimes it is the whole engine — positioning, process, CRM, first hires. Sometimes it is the one piece that is stuck: a narrative that is not landing, a pipeline that will not forecast, a founder who needs someone in the room on the enterprise deals. I would rather start with the real problem than with a package.</w:t>
       </w:r>
     </w:p>
     <w:p>
@@ -228,7 +242,7 @@
           <w:sz w:val="18"/>
           <w:szCs w:val="18"/>
         </w:rPr>
-        <w:t xml:space="preserve">Operating entity for a fractional VP of Sales practice serving digital health companies · Remote</w:t>
+        <w:t xml:space="preserve">Sales and business development practice serving digital health companies · Remote</w:t>
       </w:r>
     </w:p>
     <w:p>
@@ -242,7 +256,7 @@
           <w:sz w:val="19"/>
           <w:szCs w:val="19"/>
         </w:rPr>
-        <w:t xml:space="preserve">I work with founders at the transition point where founder-led selling stops scaling and the first sales team has to exist — typically $2M–$10M, post-product-market-fit, pre-first-VP. The engagement is fixed at six months with a defined terminal deliverable, against a market norm of open-ended advisory that drifts past nine months.</w:t>
+        <w:t xml:space="preserve">I work with founders and early commercial teams at the point where selling has to become a system instead of a set of individual efforts. Engagements are scoped to what the company actually needs — a focused project, an ongoing fractional seat, or a full build through to hiring the leader who takes it over.</w:t>
       </w:r>
     </w:p>
     <w:p>
@@ -258,7 +272,7 @@
           <w:sz w:val="19"/>
           <w:szCs w:val="19"/>
         </w:rPr>
-        <w:t xml:space="preserve">What a six-month engagement delivers, in order:</w:t>
+        <w:t xml:space="preserve">What I take on:</w:t>
       </w:r>
     </w:p>
     <w:p>
@@ -372,37 +386,26 @@
           <w:sz w:val="19"/>
           <w:szCs w:val="19"/>
         </w:rPr>
-        <w:t xml:space="preserve">Enablement, ramp plan, and onboarding for the reps who follow</w:t>
-      </w:r>
-    </w:p>
-    <w:p>
-      <w:pPr>
-        <w:pStyle w:val="ListParagraph"/>
-        <w:numPr>
-          <w:ilvl w:val="0"/>
-          <w:numId w:val="2"/>
-        </w:numPr>
-        <w:spacing w:after="30" w:before="30"/>
-      </w:pPr>
-      <w:r>
-        <w:rPr>
-          <w:rFonts w:ascii="Calibri" w:cs="Calibri" w:eastAsia="Calibri" w:hAnsi="Calibri"/>
-          <w:b/>
-          <w:bCs/>
-          <w:color w:val="0F1319"/>
-          <w:sz w:val="19"/>
-          <w:szCs w:val="19"/>
-        </w:rPr>
-        <w:t xml:space="preserve">Terminal deliverable: recruiting and hiring their VP of Sales</w:t>
-      </w:r>
-      <w:r>
-        <w:rPr>
-          <w:rFonts w:ascii="Calibri" w:cs="Calibri" w:eastAsia="Calibri" w:hAnsi="Calibri"/>
-          <w:color w:val="0F1319"/>
-          <w:sz w:val="19"/>
-          <w:szCs w:val="19"/>
-        </w:rPr>
-        <w:t xml:space="preserve"> — the successor — then handing off and leaving</w:t>
+        <w:t xml:space="preserve">Enablement, ramp, and onboarding for the reps who follow</w:t>
+      </w:r>
+    </w:p>
+    <w:p>
+      <w:pPr>
+        <w:pStyle w:val="ListParagraph"/>
+        <w:numPr>
+          <w:ilvl w:val="0"/>
+          <w:numId w:val="2"/>
+        </w:numPr>
+        <w:spacing w:after="30" w:before="30"/>
+      </w:pPr>
+      <w:r>
+        <w:rPr>
+          <w:rFonts w:ascii="Calibri" w:cs="Calibri" w:eastAsia="Calibri" w:hAnsi="Calibri"/>
+          <w:color w:val="0F1319"/>
+          <w:sz w:val="19"/>
+          <w:szCs w:val="19"/>
+        </w:rPr>
+        <w:t xml:space="preserve">Recruiting and hiring the VP of Sales who takes it from there</w:t>
       </w:r>
     </w:p>
     <w:p>
@@ -418,7 +421,7 @@
           <w:sz w:val="19"/>
           <w:szCs w:val="19"/>
         </w:rPr>
-        <w:t xml:space="preserve">How it is built to work:</w:t>
+        <w:t xml:space="preserve">How I work:</w:t>
       </w:r>
     </w:p>
     <w:p>
@@ -456,45 +459,45 @@
           <w:sz w:val="19"/>
           <w:szCs w:val="19"/>
         </w:rPr>
-        <w:t xml:space="preserve">Three concurrent engagements maximum, so every client gets a senior operator’s actual attention.</w:t>
-      </w:r>
-    </w:p>
-    <w:p>
-      <w:pPr>
-        <w:pStyle w:val="ListParagraph"/>
-        <w:numPr>
-          <w:ilvl w:val="0"/>
-          <w:numId w:val="2"/>
-        </w:numPr>
-        <w:spacing w:after="30" w:before="30"/>
-      </w:pPr>
-      <w:r>
-        <w:rPr>
-          <w:rFonts w:ascii="Calibri" w:cs="Calibri" w:eastAsia="Calibri" w:hAnsi="Calibri"/>
-          <w:color w:val="0F1319"/>
-          <w:sz w:val="19"/>
-          <w:szCs w:val="19"/>
-        </w:rPr>
-        <w:t xml:space="preserve">I carry the number myself during the build. The playbook is written from live pipeline, not from theory.</w:t>
-      </w:r>
-    </w:p>
-    <w:p>
-      <w:pPr>
-        <w:pStyle w:val="ListParagraph"/>
-        <w:numPr>
-          <w:ilvl w:val="0"/>
-          <w:numId w:val="2"/>
-        </w:numPr>
-        <w:spacing w:after="30" w:before="30"/>
-      </w:pPr>
-      <w:r>
-        <w:rPr>
-          <w:rFonts w:ascii="Calibri" w:cs="Calibri" w:eastAsia="Calibri" w:hAnsi="Calibri"/>
-          <w:color w:val="0F1319"/>
-          <w:sz w:val="19"/>
-          <w:szCs w:val="19"/>
-        </w:rPr>
-        <w:t xml:space="preserve">I am hired to make myself unnecessary in six months. The last thing I deliver is the person who replaces me.</w:t>
+        <w:t xml:space="preserve">I carry the number myself during the build. The playbook gets written from live pipeline, not from theory.</w:t>
+      </w:r>
+    </w:p>
+    <w:p>
+      <w:pPr>
+        <w:pStyle w:val="ListParagraph"/>
+        <w:numPr>
+          <w:ilvl w:val="0"/>
+          <w:numId w:val="2"/>
+        </w:numPr>
+        <w:spacing w:after="30" w:before="30"/>
+      </w:pPr>
+      <w:r>
+        <w:rPr>
+          <w:rFonts w:ascii="Calibri" w:cs="Calibri" w:eastAsia="Calibri" w:hAnsi="Calibri"/>
+          <w:color w:val="0F1319"/>
+          <w:sz w:val="19"/>
+          <w:szCs w:val="19"/>
+        </w:rPr>
+        <w:t xml:space="preserve">I would rather scope small and earn the rest than sell a package that does not fit.</w:t>
+      </w:r>
+    </w:p>
+    <w:p>
+      <w:pPr>
+        <w:pStyle w:val="ListParagraph"/>
+        <w:numPr>
+          <w:ilvl w:val="0"/>
+          <w:numId w:val="2"/>
+        </w:numPr>
+        <w:spacing w:after="30" w:before="30"/>
+      </w:pPr>
+      <w:r>
+        <w:rPr>
+          <w:rFonts w:ascii="Calibri" w:cs="Calibri" w:eastAsia="Calibri" w:hAnsi="Calibri"/>
+          <w:color w:val="0F1319"/>
+          <w:sz w:val="19"/>
+          <w:szCs w:val="19"/>
+        </w:rPr>
+        <w:t xml:space="preserve">The goal is always to make myself unnecessary — to build something that outlasts the engagement.</w:t>
       </w:r>
     </w:p>
     <w:p>
@@ -818,7 +821,7 @@
           <w:sz w:val="19"/>
           <w:szCs w:val="19"/>
         </w:rPr>
-        <w:t xml:space="preserve">The proof of the Carietti model, run in-house: a sales function built from nothing at a seed-stage company.</w:t>
+        <w:t xml:space="preserve">The in-house version of what I now do fractionally: a sales function built from nothing at a seed-stage company.</w:t>
       </w:r>
     </w:p>
     <w:p>
